--- a/Rapport/Rapport projet fill rouge.docx
+++ b/Rapport/Rapport projet fill rouge.docx
@@ -190,16 +190,6 @@
         <w:t xml:space="preserve">                                                                                                      </w:t>
       </w:r>
     </w:p>
-    <w:p>
-      <w:r>
-        <w:t>SOLICODE</w:t>
-      </w:r>
-    </w:p>
-    <w:p>
-      <w:r>
-        <w:t>Centre de Formation Solidaire et Inclusif</w:t>
-      </w:r>
-    </w:p>
     <w:p/>
     <w:p/>
     <w:p/>
@@ -326,7 +316,7 @@
                 <w:sz w:val="24"/>
                 <w:szCs w:val="24"/>
               </w:rPr>
-              <w:t>Auteur</w:t>
+              <w:t>Formation</w:t>
             </w:r>
           </w:p>
         </w:tc>
@@ -363,7 +353,7 @@
                 <w:sz w:val="24"/>
                 <w:szCs w:val="24"/>
               </w:rPr>
-              <w:t>Ranya Amzghar</w:t>
+              <w:t>Développement Web</w:t>
             </w:r>
           </w:p>
         </w:tc>
@@ -393,7 +383,7 @@
                 <w:sz w:val="24"/>
                 <w:szCs w:val="24"/>
               </w:rPr>
-              <w:t>Formation</w:t>
+              <w:t>Encadré par</w:t>
             </w:r>
           </w:p>
         </w:tc>
@@ -424,13 +414,41 @@
                 <w:szCs w:val="24"/>
               </w:rPr>
             </w:pPr>
+            <w:proofErr w:type="spellStart"/>
             <w:r>
               <w:rPr>
                 <w:color w:val="7F7F7F" w:themeColor="text1" w:themeTint="80"/>
                 <w:sz w:val="24"/>
                 <w:szCs w:val="24"/>
               </w:rPr>
-              <w:t>Développement Web</w:t>
+              <w:t>Chebab</w:t>
+            </w:r>
+            <w:proofErr w:type="spellEnd"/>
+            <w:r>
+              <w:rPr>
+                <w:color w:val="7F7F7F" w:themeColor="text1" w:themeTint="80"/>
+                <w:sz w:val="24"/>
+                <w:szCs w:val="24"/>
+              </w:rPr>
+              <w:t xml:space="preserve"> </w:t>
+            </w:r>
+            <w:proofErr w:type="spellStart"/>
+            <w:r>
+              <w:rPr>
+                <w:color w:val="7F7F7F" w:themeColor="text1" w:themeTint="80"/>
+                <w:sz w:val="24"/>
+                <w:szCs w:val="24"/>
+              </w:rPr>
+              <w:t>Fatin</w:t>
+            </w:r>
+            <w:proofErr w:type="spellEnd"/>
+            <w:r>
+              <w:rPr>
+                <w:color w:val="7F7F7F" w:themeColor="text1" w:themeTint="80"/>
+                <w:sz w:val="24"/>
+                <w:szCs w:val="24"/>
+              </w:rPr>
+              <w:t xml:space="preserve"> </w:t>
             </w:r>
           </w:p>
         </w:tc>
@@ -460,28 +478,23 @@
                 <w:sz w:val="24"/>
                 <w:szCs w:val="24"/>
               </w:rPr>
-              <w:t>Formateur</w:t>
-            </w:r>
-          </w:p>
-        </w:tc>
-        <w:tc>
-          <w:tcPr>
-            <w:tcW w:w="617" w:type="dxa"/>
-          </w:tcPr>
-          <w:p>
-            <w:pPr>
-              <w:rPr>
+              <w:t>Réalisée</w:t>
+            </w:r>
+            <w:r>
+              <w:rPr>
+                <w:b/>
+                <w:bCs/>
                 <w:color w:val="7F7F7F" w:themeColor="text1" w:themeTint="80"/>
                 <w:sz w:val="24"/>
                 <w:szCs w:val="24"/>
               </w:rPr>
-            </w:pPr>
-          </w:p>
-        </w:tc>
-        <w:tc>
-          <w:tcPr>
-            <w:tcW w:w="6470" w:type="dxa"/>
-            <w:hideMark/>
+              <w:t xml:space="preserve"> par</w:t>
+            </w:r>
+          </w:p>
+        </w:tc>
+        <w:tc>
+          <w:tcPr>
+            <w:tcW w:w="617" w:type="dxa"/>
           </w:tcPr>
           <w:p>
             <w:pPr>
@@ -491,14 +504,49 @@
                 <w:szCs w:val="24"/>
               </w:rPr>
             </w:pPr>
-            <w:r>
+          </w:p>
+        </w:tc>
+        <w:tc>
+          <w:tcPr>
+            <w:tcW w:w="6470" w:type="dxa"/>
+            <w:hideMark/>
+          </w:tcPr>
+          <w:p>
+            <w:pPr>
               <w:rPr>
                 <w:color w:val="7F7F7F" w:themeColor="text1" w:themeTint="80"/>
                 <w:sz w:val="24"/>
                 <w:szCs w:val="24"/>
               </w:rPr>
-              <w:t>M. Fatin Chebab</w:t>
-            </w:r>
+            </w:pPr>
+            <w:proofErr w:type="spellStart"/>
+            <w:r>
+              <w:rPr>
+                <w:color w:val="7F7F7F" w:themeColor="text1" w:themeTint="80"/>
+                <w:sz w:val="24"/>
+                <w:szCs w:val="24"/>
+              </w:rPr>
+              <w:t>Ranya</w:t>
+            </w:r>
+            <w:proofErr w:type="spellEnd"/>
+            <w:r>
+              <w:rPr>
+                <w:color w:val="7F7F7F" w:themeColor="text1" w:themeTint="80"/>
+                <w:sz w:val="24"/>
+                <w:szCs w:val="24"/>
+              </w:rPr>
+              <w:t xml:space="preserve"> </w:t>
+            </w:r>
+            <w:proofErr w:type="spellStart"/>
+            <w:r>
+              <w:rPr>
+                <w:color w:val="7F7F7F" w:themeColor="text1" w:themeTint="80"/>
+                <w:sz w:val="24"/>
+                <w:szCs w:val="24"/>
+              </w:rPr>
+              <w:t>Amzghar</w:t>
+            </w:r>
+            <w:proofErr w:type="spellEnd"/>
           </w:p>
         </w:tc>
       </w:tr>
@@ -661,6 +709,20 @@
         </w:rPr>
         <w:t>Introduction</w:t>
       </w:r>
+      <w:r>
+        <w:rPr>
+          <w:sz w:val="26"/>
+          <w:szCs w:val="26"/>
+        </w:rPr>
+        <w:t>…………………………………………………………………………</w:t>
+      </w:r>
+      <w:r>
+        <w:rPr>
+          <w:sz w:val="26"/>
+          <w:szCs w:val="26"/>
+        </w:rPr>
+        <w:t>………………….</w:t>
+      </w:r>
     </w:p>
     <w:p>
       <w:pPr>
@@ -683,6 +745,13 @@
         </w:rPr>
         <w:t>Remerciements</w:t>
       </w:r>
+      <w:r>
+        <w:rPr>
+          <w:sz w:val="26"/>
+          <w:szCs w:val="26"/>
+        </w:rPr>
+        <w:t>………………………………………………………………………………………..</w:t>
+      </w:r>
     </w:p>
     <w:p>
       <w:pPr>
@@ -705,6 +774,13 @@
         </w:rPr>
         <w:t>Contexte du projet</w:t>
       </w:r>
+      <w:r>
+        <w:rPr>
+          <w:sz w:val="26"/>
+          <w:szCs w:val="26"/>
+        </w:rPr>
+        <w:t>……………………………………………………………………………………</w:t>
+      </w:r>
     </w:p>
     <w:p>
       <w:pPr>
@@ -727,6 +803,13 @@
         </w:rPr>
         <w:t>3.1 Présentation de SOLICODE</w:t>
       </w:r>
+      <w:r>
+        <w:rPr>
+          <w:sz w:val="26"/>
+          <w:szCs w:val="26"/>
+        </w:rPr>
+        <w:t>……………………………………………………….</w:t>
+      </w:r>
     </w:p>
     <w:p>
       <w:pPr>
@@ -749,6 +832,13 @@
         </w:rPr>
         <w:t>3.2 La formation et la certification</w:t>
       </w:r>
+      <w:r>
+        <w:rPr>
+          <w:sz w:val="26"/>
+          <w:szCs w:val="26"/>
+        </w:rPr>
+        <w:t>…………………………………………………</w:t>
+      </w:r>
     </w:p>
     <w:p>
       <w:pPr>
@@ -771,6 +861,13 @@
         </w:rPr>
         <w:t>3.3 Objectifs du projet fil rouge</w:t>
       </w:r>
+      <w:r>
+        <w:rPr>
+          <w:sz w:val="26"/>
+          <w:szCs w:val="26"/>
+        </w:rPr>
+        <w:t>………………………………………………………</w:t>
+      </w:r>
     </w:p>
     <w:p>
       <w:pPr>
@@ -793,6 +890,13 @@
         </w:rPr>
         <w:t>Étude générale du projet</w:t>
       </w:r>
+      <w:r>
+        <w:rPr>
+          <w:sz w:val="26"/>
+          <w:szCs w:val="26"/>
+        </w:rPr>
+        <w:t>…………………………………………………………………………..</w:t>
+      </w:r>
     </w:p>
     <w:p>
       <w:pPr>
@@ -815,6 +919,13 @@
         </w:rPr>
         <w:t>4.1 Contexte et expression des besoins</w:t>
       </w:r>
+      <w:r>
+        <w:rPr>
+          <w:sz w:val="26"/>
+          <w:szCs w:val="26"/>
+        </w:rPr>
+        <w:t>………………………………………….</w:t>
+      </w:r>
     </w:p>
     <w:p>
       <w:pPr>
@@ -837,6 +948,13 @@
         </w:rPr>
         <w:t>4.2 Problématique</w:t>
       </w:r>
+      <w:r>
+        <w:rPr>
+          <w:sz w:val="26"/>
+          <w:szCs w:val="26"/>
+        </w:rPr>
+        <w:t>………………………………………………………………………….</w:t>
+      </w:r>
     </w:p>
     <w:p>
       <w:pPr>
@@ -859,6 +977,13 @@
         </w:rPr>
         <w:t>4.3 Solution proposée</w:t>
       </w:r>
+      <w:r>
+        <w:rPr>
+          <w:sz w:val="26"/>
+          <w:szCs w:val="26"/>
+        </w:rPr>
+        <w:t>…………………………………………………………………….</w:t>
+      </w:r>
     </w:p>
     <w:p>
       <w:pPr>
@@ -881,6 +1006,13 @@
         </w:rPr>
         <w:t>4.4 Exigences fonctionnelles</w:t>
       </w:r>
+      <w:r>
+        <w:rPr>
+          <w:sz w:val="26"/>
+          <w:szCs w:val="26"/>
+        </w:rPr>
+        <w:t>…………………………………………………………..</w:t>
+      </w:r>
     </w:p>
     <w:p>
       <w:pPr>
@@ -903,6 +1035,13 @@
         </w:rPr>
         <w:t>4.5 Exigences non fonctionnelles</w:t>
       </w:r>
+      <w:r>
+        <w:rPr>
+          <w:sz w:val="26"/>
+          <w:szCs w:val="26"/>
+        </w:rPr>
+        <w:t>……………………………………………………</w:t>
+      </w:r>
     </w:p>
     <w:p>
       <w:pPr>
@@ -925,6 +1064,13 @@
         </w:rPr>
         <w:t xml:space="preserve">4.6 Méthodologie de travail </w:t>
       </w:r>
+      <w:r>
+        <w:rPr>
+          <w:sz w:val="26"/>
+          <w:szCs w:val="26"/>
+        </w:rPr>
+        <w:t>…………………………………………………………</w:t>
+      </w:r>
     </w:p>
     <w:p>
       <w:pPr>
@@ -947,6 +1093,13 @@
         </w:rPr>
         <w:t xml:space="preserve">4.7 Planification détaillée </w:t>
       </w:r>
+      <w:r>
+        <w:rPr>
+          <w:sz w:val="26"/>
+          <w:szCs w:val="26"/>
+        </w:rPr>
+        <w:t>……………………………………………………………..</w:t>
+      </w:r>
     </w:p>
     <w:p>
       <w:pPr>
@@ -969,6 +1122,13 @@
         </w:rPr>
         <w:t>Analyse et conception</w:t>
       </w:r>
+      <w:r>
+        <w:rPr>
+          <w:sz w:val="26"/>
+          <w:szCs w:val="26"/>
+        </w:rPr>
+        <w:t>……………………………………………………………………………..</w:t>
+      </w:r>
     </w:p>
     <w:p>
       <w:pPr>
@@ -991,6 +1151,13 @@
         </w:rPr>
         <w:t>5.1 Diagramme de cas d'utilisation</w:t>
       </w:r>
+      <w:r>
+        <w:rPr>
+          <w:sz w:val="26"/>
+          <w:szCs w:val="26"/>
+        </w:rPr>
+        <w:t>……………………………………………….</w:t>
+      </w:r>
     </w:p>
     <w:p>
       <w:pPr>
@@ -1013,6 +1180,13 @@
         </w:rPr>
         <w:t>5.2 Diagramme de classe / MCD / MLD</w:t>
       </w:r>
+      <w:r>
+        <w:rPr>
+          <w:sz w:val="26"/>
+          <w:szCs w:val="26"/>
+        </w:rPr>
+        <w:t>………………………………………...</w:t>
+      </w:r>
     </w:p>
     <w:p>
       <w:pPr>
@@ -1035,6 +1209,13 @@
         </w:rPr>
         <w:t>5.3 Script SQL commenté</w:t>
       </w:r>
+      <w:r>
+        <w:rPr>
+          <w:sz w:val="26"/>
+          <w:szCs w:val="26"/>
+        </w:rPr>
+        <w:t>………………………………………………………………</w:t>
+      </w:r>
     </w:p>
     <w:p>
       <w:pPr>
@@ -1057,6 +1238,13 @@
         </w:rPr>
         <w:t>5.4 Identité visuelle (charte graphique)</w:t>
       </w:r>
+      <w:r>
+        <w:rPr>
+          <w:sz w:val="26"/>
+          <w:szCs w:val="26"/>
+        </w:rPr>
+        <w:t>…………………………………………</w:t>
+      </w:r>
     </w:p>
     <w:p>
       <w:pPr>
@@ -1079,6 +1267,13 @@
         </w:rPr>
         <w:t>5.5 Arborescence détaillée du site</w:t>
       </w:r>
+      <w:r>
+        <w:rPr>
+          <w:sz w:val="26"/>
+          <w:szCs w:val="26"/>
+        </w:rPr>
+        <w:t>……………………………………………….</w:t>
+      </w:r>
     </w:p>
     <w:p>
       <w:pPr>
@@ -1099,7 +1294,30 @@
           <w:sz w:val="26"/>
           <w:szCs w:val="26"/>
         </w:rPr>
-        <w:t>5.6 Wireframes / Maquettes</w:t>
+        <w:t xml:space="preserve">5.6 </w:t>
+      </w:r>
+      <w:proofErr w:type="spellStart"/>
+      <w:r>
+        <w:rPr>
+          <w:sz w:val="26"/>
+          <w:szCs w:val="26"/>
+        </w:rPr>
+        <w:t>Wireframes</w:t>
+      </w:r>
+      <w:proofErr w:type="spellEnd"/>
+      <w:r>
+        <w:rPr>
+          <w:sz w:val="26"/>
+          <w:szCs w:val="26"/>
+        </w:rPr>
+        <w:t xml:space="preserve"> / Maquettes</w:t>
+      </w:r>
+      <w:r>
+        <w:rPr>
+          <w:sz w:val="26"/>
+          <w:szCs w:val="26"/>
+        </w:rPr>
+        <w:t>………………………………………………………..</w:t>
       </w:r>
     </w:p>
     <w:p>
@@ -1123,6 +1341,13 @@
         </w:rPr>
         <w:t>Réalisation</w:t>
       </w:r>
+      <w:r>
+        <w:rPr>
+          <w:sz w:val="26"/>
+          <w:szCs w:val="26"/>
+        </w:rPr>
+        <w:t>……………………………………………………………………………………………..</w:t>
+      </w:r>
     </w:p>
     <w:p>
       <w:pPr>
@@ -1145,6 +1370,13 @@
         </w:rPr>
         <w:t>6.1 Choix technologiques justifiés</w:t>
       </w:r>
+      <w:r>
+        <w:rPr>
+          <w:sz w:val="26"/>
+          <w:szCs w:val="26"/>
+        </w:rPr>
+        <w:t>……………………………………………….</w:t>
+      </w:r>
     </w:p>
     <w:p>
       <w:pPr>
@@ -1167,6 +1399,13 @@
         </w:rPr>
         <w:t>6.2 Architecture technique</w:t>
       </w:r>
+      <w:r>
+        <w:rPr>
+          <w:sz w:val="26"/>
+          <w:szCs w:val="26"/>
+        </w:rPr>
+        <w:t>………………………………………………………….</w:t>
+      </w:r>
     </w:p>
     <w:p>
       <w:pPr>
@@ -1189,6 +1428,13 @@
         </w:rPr>
         <w:t>6.3 Présentation des pages principales</w:t>
       </w:r>
+      <w:r>
+        <w:rPr>
+          <w:sz w:val="26"/>
+          <w:szCs w:val="26"/>
+        </w:rPr>
+        <w:t>………………………………………..</w:t>
+      </w:r>
     </w:p>
     <w:p>
       <w:pPr>
@@ -1211,6 +1457,13 @@
         </w:rPr>
         <w:t>6.4 Extraits de code commentés</w:t>
       </w:r>
+      <w:r>
+        <w:rPr>
+          <w:sz w:val="26"/>
+          <w:szCs w:val="26"/>
+        </w:rPr>
+        <w:t>…………………………………………………..</w:t>
+      </w:r>
     </w:p>
     <w:p>
       <w:pPr>
@@ -1234,6 +1487,13 @@
         <w:lastRenderedPageBreak/>
         <w:t>6.5 Tests effectués et validation</w:t>
       </w:r>
+      <w:r>
+        <w:rPr>
+          <w:sz w:val="26"/>
+          <w:szCs w:val="26"/>
+        </w:rPr>
+        <w:t>……………………………………………………………</w:t>
+      </w:r>
     </w:p>
     <w:p>
       <w:pPr>
@@ -1256,6 +1516,13 @@
         </w:rPr>
         <w:t>6.6 Difficultés techniques et solutions</w:t>
       </w:r>
+      <w:r>
+        <w:rPr>
+          <w:sz w:val="26"/>
+          <w:szCs w:val="26"/>
+        </w:rPr>
+        <w:t>…………………………………………………..</w:t>
+      </w:r>
     </w:p>
     <w:p>
       <w:pPr>
@@ -1278,6 +1545,13 @@
         </w:rPr>
         <w:t>Sécurité du système</w:t>
       </w:r>
+      <w:r>
+        <w:rPr>
+          <w:sz w:val="26"/>
+          <w:szCs w:val="26"/>
+        </w:rPr>
+        <w:t>…………………………………………………………………………………………</w:t>
+      </w:r>
     </w:p>
     <w:p>
       <w:pPr>
@@ -1300,6 +1574,13 @@
         </w:rPr>
         <w:t>Post-projet : métriques et enseignements</w:t>
       </w:r>
+      <w:r>
+        <w:rPr>
+          <w:sz w:val="26"/>
+          <w:szCs w:val="26"/>
+        </w:rPr>
+        <w:t> ………………………………………………………</w:t>
+      </w:r>
     </w:p>
     <w:p>
       <w:pPr>
@@ -1322,17 +1603,13 @@
         </w:rPr>
         <w:t>Conclusion et perspectives</w:t>
       </w:r>
-    </w:p>
-    <w:p>
-      <w:pPr>
-        <w:tabs>
-          <w:tab w:val="left" w:pos="6030"/>
-        </w:tabs>
+      <w:r>
         <w:rPr>
           <w:sz w:val="26"/>
           <w:szCs w:val="26"/>
         </w:rPr>
-      </w:pPr>
+        <w:t>………………………………………………………………………………</w:t>
+      </w:r>
     </w:p>
     <w:p>
       <w:pPr>
@@ -1377,6 +1654,19 @@
           <w:szCs w:val="26"/>
         </w:rPr>
       </w:pPr>
+    </w:p>
+    <w:p>
+      <w:pPr>
+        <w:tabs>
+          <w:tab w:val="left" w:pos="6030"/>
+        </w:tabs>
+        <w:rPr>
+          <w:sz w:val="26"/>
+          <w:szCs w:val="26"/>
+        </w:rPr>
+      </w:pPr>
+      <w:bookmarkStart w:id="0" w:name="_GoBack"/>
+      <w:bookmarkEnd w:id="0"/>
     </w:p>
     <w:p>
       <w:pPr>
@@ -3459,6 +3749,182 @@
     </w:p>
     <w:p>
       <w:pPr>
+        <w:tabs>
+          <w:tab w:val="left" w:pos="6030"/>
+        </w:tabs>
+        <w:rPr>
+          <w:sz w:val="28"/>
+          <w:szCs w:val="28"/>
+        </w:rPr>
+      </w:pPr>
+    </w:p>
+    <w:p>
+      <w:pPr>
+        <w:tabs>
+          <w:tab w:val="left" w:pos="6030"/>
+        </w:tabs>
+        <w:rPr>
+          <w:sz w:val="28"/>
+          <w:szCs w:val="28"/>
+        </w:rPr>
+      </w:pPr>
+    </w:p>
+    <w:p>
+      <w:pPr>
+        <w:tabs>
+          <w:tab w:val="left" w:pos="6030"/>
+        </w:tabs>
+        <w:rPr>
+          <w:sz w:val="28"/>
+          <w:szCs w:val="28"/>
+        </w:rPr>
+      </w:pPr>
+    </w:p>
+    <w:p>
+      <w:pPr>
+        <w:tabs>
+          <w:tab w:val="left" w:pos="6030"/>
+        </w:tabs>
+        <w:rPr>
+          <w:sz w:val="28"/>
+          <w:szCs w:val="28"/>
+        </w:rPr>
+      </w:pPr>
+    </w:p>
+    <w:p>
+      <w:pPr>
+        <w:tabs>
+          <w:tab w:val="left" w:pos="6030"/>
+        </w:tabs>
+        <w:rPr>
+          <w:sz w:val="28"/>
+          <w:szCs w:val="28"/>
+        </w:rPr>
+      </w:pPr>
+    </w:p>
+    <w:p>
+      <w:pPr>
+        <w:tabs>
+          <w:tab w:val="left" w:pos="6030"/>
+        </w:tabs>
+        <w:rPr>
+          <w:sz w:val="28"/>
+          <w:szCs w:val="28"/>
+        </w:rPr>
+      </w:pPr>
+    </w:p>
+    <w:p>
+      <w:pPr>
+        <w:tabs>
+          <w:tab w:val="left" w:pos="6030"/>
+        </w:tabs>
+        <w:rPr>
+          <w:sz w:val="28"/>
+          <w:szCs w:val="28"/>
+        </w:rPr>
+      </w:pPr>
+    </w:p>
+    <w:p>
+      <w:pPr>
+        <w:tabs>
+          <w:tab w:val="left" w:pos="6030"/>
+        </w:tabs>
+        <w:rPr>
+          <w:sz w:val="28"/>
+          <w:szCs w:val="28"/>
+        </w:rPr>
+      </w:pPr>
+    </w:p>
+    <w:p>
+      <w:pPr>
+        <w:tabs>
+          <w:tab w:val="left" w:pos="6030"/>
+        </w:tabs>
+        <w:rPr>
+          <w:sz w:val="28"/>
+          <w:szCs w:val="28"/>
+        </w:rPr>
+      </w:pPr>
+    </w:p>
+    <w:p>
+      <w:pPr>
+        <w:tabs>
+          <w:tab w:val="left" w:pos="6030"/>
+        </w:tabs>
+        <w:rPr>
+          <w:sz w:val="28"/>
+          <w:szCs w:val="28"/>
+        </w:rPr>
+      </w:pPr>
+    </w:p>
+    <w:p>
+      <w:pPr>
+        <w:tabs>
+          <w:tab w:val="left" w:pos="6030"/>
+        </w:tabs>
+        <w:rPr>
+          <w:sz w:val="28"/>
+          <w:szCs w:val="28"/>
+        </w:rPr>
+      </w:pPr>
+    </w:p>
+    <w:p>
+      <w:pPr>
+        <w:tabs>
+          <w:tab w:val="left" w:pos="6030"/>
+        </w:tabs>
+        <w:rPr>
+          <w:sz w:val="28"/>
+          <w:szCs w:val="28"/>
+        </w:rPr>
+      </w:pPr>
+    </w:p>
+    <w:p>
+      <w:pPr>
+        <w:tabs>
+          <w:tab w:val="left" w:pos="6030"/>
+        </w:tabs>
+        <w:rPr>
+          <w:sz w:val="28"/>
+          <w:szCs w:val="28"/>
+        </w:rPr>
+      </w:pPr>
+    </w:p>
+    <w:p>
+      <w:pPr>
+        <w:tabs>
+          <w:tab w:val="left" w:pos="6030"/>
+        </w:tabs>
+        <w:rPr>
+          <w:sz w:val="28"/>
+          <w:szCs w:val="28"/>
+        </w:rPr>
+      </w:pPr>
+    </w:p>
+    <w:p>
+      <w:pPr>
+        <w:tabs>
+          <w:tab w:val="left" w:pos="6030"/>
+        </w:tabs>
+        <w:rPr>
+          <w:sz w:val="28"/>
+          <w:szCs w:val="28"/>
+        </w:rPr>
+      </w:pPr>
+    </w:p>
+    <w:p>
+      <w:pPr>
+        <w:tabs>
+          <w:tab w:val="left" w:pos="6030"/>
+        </w:tabs>
+        <w:rPr>
+          <w:sz w:val="28"/>
+          <w:szCs w:val="28"/>
+        </w:rPr>
+      </w:pPr>
+    </w:p>
+    <w:p>
+      <w:pPr>
         <w:pStyle w:val="Paragraphedeliste"/>
         <w:numPr>
           <w:ilvl w:val="0"/>
@@ -3481,6 +3947,7 @@
           <w:sz w:val="32"/>
           <w:szCs w:val="32"/>
         </w:rPr>
+        <w:lastRenderedPageBreak/>
         <w:t>Étude générale du projet</w:t>
       </w:r>
     </w:p>
@@ -3896,6 +4363,7 @@
           <w:sz w:val="28"/>
           <w:szCs w:val="28"/>
         </w:rPr>
+        <w:lastRenderedPageBreak/>
         <w:t>Comment permettre une mise à jour temps réel des stocks et des statuts de commande ?</w:t>
       </w:r>
     </w:p>
@@ -4175,6 +4643,105 @@
           <w:tab w:val="left" w:pos="6030"/>
         </w:tabs>
         <w:rPr>
+          <w:sz w:val="28"/>
+          <w:szCs w:val="28"/>
+        </w:rPr>
+      </w:pPr>
+    </w:p>
+    <w:p>
+      <w:pPr>
+        <w:tabs>
+          <w:tab w:val="left" w:pos="6030"/>
+        </w:tabs>
+        <w:rPr>
+          <w:sz w:val="28"/>
+          <w:szCs w:val="28"/>
+        </w:rPr>
+      </w:pPr>
+    </w:p>
+    <w:p>
+      <w:pPr>
+        <w:tabs>
+          <w:tab w:val="left" w:pos="6030"/>
+        </w:tabs>
+        <w:rPr>
+          <w:sz w:val="28"/>
+          <w:szCs w:val="28"/>
+        </w:rPr>
+      </w:pPr>
+    </w:p>
+    <w:p>
+      <w:pPr>
+        <w:tabs>
+          <w:tab w:val="left" w:pos="6030"/>
+        </w:tabs>
+        <w:rPr>
+          <w:sz w:val="28"/>
+          <w:szCs w:val="28"/>
+        </w:rPr>
+      </w:pPr>
+    </w:p>
+    <w:p>
+      <w:pPr>
+        <w:tabs>
+          <w:tab w:val="left" w:pos="6030"/>
+        </w:tabs>
+        <w:rPr>
+          <w:sz w:val="28"/>
+          <w:szCs w:val="28"/>
+        </w:rPr>
+      </w:pPr>
+    </w:p>
+    <w:p>
+      <w:pPr>
+        <w:tabs>
+          <w:tab w:val="left" w:pos="6030"/>
+        </w:tabs>
+        <w:rPr>
+          <w:sz w:val="28"/>
+          <w:szCs w:val="28"/>
+        </w:rPr>
+      </w:pPr>
+    </w:p>
+    <w:p>
+      <w:pPr>
+        <w:tabs>
+          <w:tab w:val="left" w:pos="6030"/>
+        </w:tabs>
+        <w:rPr>
+          <w:sz w:val="28"/>
+          <w:szCs w:val="28"/>
+        </w:rPr>
+      </w:pPr>
+    </w:p>
+    <w:p>
+      <w:pPr>
+        <w:tabs>
+          <w:tab w:val="left" w:pos="6030"/>
+        </w:tabs>
+        <w:rPr>
+          <w:sz w:val="28"/>
+          <w:szCs w:val="28"/>
+        </w:rPr>
+      </w:pPr>
+    </w:p>
+    <w:p>
+      <w:pPr>
+        <w:tabs>
+          <w:tab w:val="left" w:pos="6030"/>
+        </w:tabs>
+        <w:rPr>
+          <w:sz w:val="28"/>
+          <w:szCs w:val="28"/>
+        </w:rPr>
+      </w:pPr>
+    </w:p>
+    <w:p>
+      <w:pPr>
+        <w:tabs>
+          <w:tab w:val="left" w:pos="6030"/>
+        </w:tabs>
+        <w:rPr>
           <w:b/>
           <w:bCs/>
           <w:sz w:val="30"/>
@@ -4188,6 +4755,7 @@
           <w:sz w:val="30"/>
           <w:szCs w:val="30"/>
         </w:rPr>
+        <w:lastRenderedPageBreak/>
         <w:t xml:space="preserve">           </w:t>
       </w:r>
       <w:r>
@@ -6433,6 +7001,105 @@
           <w:tab w:val="left" w:pos="6030"/>
         </w:tabs>
         <w:rPr>
+          <w:sz w:val="28"/>
+          <w:szCs w:val="28"/>
+        </w:rPr>
+      </w:pPr>
+    </w:p>
+    <w:p>
+      <w:pPr>
+        <w:tabs>
+          <w:tab w:val="left" w:pos="6030"/>
+        </w:tabs>
+        <w:rPr>
+          <w:sz w:val="28"/>
+          <w:szCs w:val="28"/>
+        </w:rPr>
+      </w:pPr>
+    </w:p>
+    <w:p>
+      <w:pPr>
+        <w:tabs>
+          <w:tab w:val="left" w:pos="6030"/>
+        </w:tabs>
+        <w:rPr>
+          <w:sz w:val="28"/>
+          <w:szCs w:val="28"/>
+        </w:rPr>
+      </w:pPr>
+    </w:p>
+    <w:p>
+      <w:pPr>
+        <w:tabs>
+          <w:tab w:val="left" w:pos="6030"/>
+        </w:tabs>
+        <w:rPr>
+          <w:sz w:val="28"/>
+          <w:szCs w:val="28"/>
+        </w:rPr>
+      </w:pPr>
+    </w:p>
+    <w:p>
+      <w:pPr>
+        <w:tabs>
+          <w:tab w:val="left" w:pos="6030"/>
+        </w:tabs>
+        <w:rPr>
+          <w:sz w:val="28"/>
+          <w:szCs w:val="28"/>
+        </w:rPr>
+      </w:pPr>
+    </w:p>
+    <w:p>
+      <w:pPr>
+        <w:tabs>
+          <w:tab w:val="left" w:pos="6030"/>
+        </w:tabs>
+        <w:rPr>
+          <w:sz w:val="28"/>
+          <w:szCs w:val="28"/>
+        </w:rPr>
+      </w:pPr>
+    </w:p>
+    <w:p>
+      <w:pPr>
+        <w:tabs>
+          <w:tab w:val="left" w:pos="6030"/>
+        </w:tabs>
+        <w:rPr>
+          <w:sz w:val="28"/>
+          <w:szCs w:val="28"/>
+        </w:rPr>
+      </w:pPr>
+    </w:p>
+    <w:p>
+      <w:pPr>
+        <w:tabs>
+          <w:tab w:val="left" w:pos="6030"/>
+        </w:tabs>
+        <w:rPr>
+          <w:sz w:val="28"/>
+          <w:szCs w:val="28"/>
+        </w:rPr>
+      </w:pPr>
+    </w:p>
+    <w:p>
+      <w:pPr>
+        <w:tabs>
+          <w:tab w:val="left" w:pos="6030"/>
+        </w:tabs>
+        <w:rPr>
+          <w:sz w:val="28"/>
+          <w:szCs w:val="28"/>
+        </w:rPr>
+      </w:pPr>
+    </w:p>
+    <w:p>
+      <w:pPr>
+        <w:tabs>
+          <w:tab w:val="left" w:pos="6030"/>
+        </w:tabs>
+        <w:rPr>
           <w:b/>
           <w:bCs/>
           <w:sz w:val="30"/>
@@ -6446,6 +7113,7 @@
           <w:sz w:val="30"/>
           <w:szCs w:val="30"/>
         </w:rPr>
+        <w:lastRenderedPageBreak/>
         <w:t xml:space="preserve">           </w:t>
       </w:r>
       <w:r>
@@ -6473,65 +7141,15 @@
           <w:sz w:val="28"/>
           <w:szCs w:val="28"/>
         </w:rPr>
-        <w:t>Les exigences non fonctionnelles définissent les critères de qualité que l'application doit respecter.</w:t>
-      </w:r>
-    </w:p>
-    <w:p>
-      <w:pPr>
-        <w:tabs>
-          <w:tab w:val="left" w:pos="6030"/>
-        </w:tabs>
-        <w:rPr>
-          <w:sz w:val="28"/>
-          <w:szCs w:val="28"/>
-        </w:rPr>
-      </w:pPr>
-    </w:p>
-    <w:p>
-      <w:pPr>
-        <w:tabs>
-          <w:tab w:val="left" w:pos="6030"/>
-        </w:tabs>
-        <w:rPr>
-          <w:b/>
-          <w:bCs/>
-          <w:sz w:val="30"/>
-          <w:szCs w:val="30"/>
-        </w:rPr>
-      </w:pPr>
-    </w:p>
-    <w:p>
-      <w:pPr>
-        <w:tabs>
-          <w:tab w:val="left" w:pos="6030"/>
-        </w:tabs>
-        <w:rPr>
-          <w:sz w:val="28"/>
-          <w:szCs w:val="28"/>
-        </w:rPr>
-      </w:pPr>
-    </w:p>
-    <w:p>
-      <w:pPr>
-        <w:tabs>
-          <w:tab w:val="left" w:pos="6030"/>
-        </w:tabs>
-        <w:rPr>
-          <w:sz w:val="28"/>
-          <w:szCs w:val="28"/>
-        </w:rPr>
-      </w:pPr>
-    </w:p>
-    <w:p>
-      <w:pPr>
-        <w:tabs>
-          <w:tab w:val="left" w:pos="6030"/>
-        </w:tabs>
-        <w:rPr>
-          <w:sz w:val="32"/>
-          <w:szCs w:val="32"/>
-        </w:rPr>
-      </w:pPr>
+        <w:t>Les exigences non fonctionnelles définissent les critères de qualité qu</w:t>
+      </w:r>
+      <w:r>
+        <w:rPr>
+          <w:sz w:val="28"/>
+          <w:szCs w:val="28"/>
+        </w:rPr>
+        <w:t>e l'application doit respecter.</w:t>
+      </w:r>
     </w:p>
     <w:p>
       <w:pPr>
@@ -7085,6 +7703,7 @@
                 <w:sz w:val="28"/>
                 <w:szCs w:val="28"/>
               </w:rPr>
+              <w:lastRenderedPageBreak/>
               <w:t>NF5</w:t>
             </w:r>
           </w:p>
@@ -7180,7 +7799,6 @@
                 <w:sz w:val="28"/>
                 <w:szCs w:val="28"/>
               </w:rPr>
-              <w:lastRenderedPageBreak/>
               <w:t>NF6</w:t>
             </w:r>
           </w:p>
@@ -7454,6 +8072,83 @@
           <w:tab w:val="left" w:pos="6030"/>
         </w:tabs>
         <w:rPr>
+          <w:sz w:val="28"/>
+          <w:szCs w:val="28"/>
+        </w:rPr>
+      </w:pPr>
+    </w:p>
+    <w:p>
+      <w:pPr>
+        <w:tabs>
+          <w:tab w:val="left" w:pos="6030"/>
+        </w:tabs>
+        <w:rPr>
+          <w:sz w:val="28"/>
+          <w:szCs w:val="28"/>
+        </w:rPr>
+      </w:pPr>
+    </w:p>
+    <w:p>
+      <w:pPr>
+        <w:tabs>
+          <w:tab w:val="left" w:pos="6030"/>
+        </w:tabs>
+        <w:rPr>
+          <w:sz w:val="28"/>
+          <w:szCs w:val="28"/>
+        </w:rPr>
+      </w:pPr>
+    </w:p>
+    <w:p>
+      <w:pPr>
+        <w:tabs>
+          <w:tab w:val="left" w:pos="6030"/>
+        </w:tabs>
+        <w:rPr>
+          <w:sz w:val="28"/>
+          <w:szCs w:val="28"/>
+        </w:rPr>
+      </w:pPr>
+    </w:p>
+    <w:p>
+      <w:pPr>
+        <w:tabs>
+          <w:tab w:val="left" w:pos="6030"/>
+        </w:tabs>
+        <w:rPr>
+          <w:sz w:val="28"/>
+          <w:szCs w:val="28"/>
+        </w:rPr>
+      </w:pPr>
+    </w:p>
+    <w:p>
+      <w:pPr>
+        <w:tabs>
+          <w:tab w:val="left" w:pos="6030"/>
+        </w:tabs>
+        <w:rPr>
+          <w:sz w:val="28"/>
+          <w:szCs w:val="28"/>
+        </w:rPr>
+      </w:pPr>
+    </w:p>
+    <w:p>
+      <w:pPr>
+        <w:tabs>
+          <w:tab w:val="left" w:pos="6030"/>
+        </w:tabs>
+        <w:rPr>
+          <w:sz w:val="28"/>
+          <w:szCs w:val="28"/>
+        </w:rPr>
+      </w:pPr>
+    </w:p>
+    <w:p>
+      <w:pPr>
+        <w:tabs>
+          <w:tab w:val="left" w:pos="6030"/>
+        </w:tabs>
+        <w:rPr>
           <w:b/>
           <w:bCs/>
           <w:sz w:val="30"/>
@@ -7467,6 +8162,7 @@
           <w:sz w:val="30"/>
           <w:szCs w:val="30"/>
         </w:rPr>
+        <w:lastRenderedPageBreak/>
         <w:t xml:space="preserve">         </w:t>
       </w:r>
       <w:r>
@@ -7769,7 +8465,6 @@
                 <w:sz w:val="28"/>
                 <w:szCs w:val="28"/>
               </w:rPr>
-              <w:lastRenderedPageBreak/>
               <w:t>Sprint planning</w:t>
             </w:r>
           </w:p>
@@ -8081,13 +8776,92 @@
           <w:szCs w:val="30"/>
         </w:rPr>
       </w:pPr>
-      <w:r>
+    </w:p>
+    <w:p>
+      <w:pPr>
+        <w:tabs>
+          <w:tab w:val="left" w:pos="6030"/>
+        </w:tabs>
         <w:rPr>
           <w:b/>
           <w:bCs/>
           <w:sz w:val="30"/>
           <w:szCs w:val="30"/>
         </w:rPr>
+      </w:pPr>
+    </w:p>
+    <w:p>
+      <w:pPr>
+        <w:tabs>
+          <w:tab w:val="left" w:pos="6030"/>
+        </w:tabs>
+        <w:rPr>
+          <w:b/>
+          <w:bCs/>
+          <w:sz w:val="30"/>
+          <w:szCs w:val="30"/>
+        </w:rPr>
+      </w:pPr>
+    </w:p>
+    <w:p>
+      <w:pPr>
+        <w:tabs>
+          <w:tab w:val="left" w:pos="6030"/>
+        </w:tabs>
+        <w:rPr>
+          <w:b/>
+          <w:bCs/>
+          <w:sz w:val="30"/>
+          <w:szCs w:val="30"/>
+        </w:rPr>
+      </w:pPr>
+    </w:p>
+    <w:p>
+      <w:pPr>
+        <w:tabs>
+          <w:tab w:val="left" w:pos="6030"/>
+        </w:tabs>
+        <w:rPr>
+          <w:b/>
+          <w:bCs/>
+          <w:sz w:val="30"/>
+          <w:szCs w:val="30"/>
+        </w:rPr>
+      </w:pPr>
+    </w:p>
+    <w:p>
+      <w:pPr>
+        <w:tabs>
+          <w:tab w:val="left" w:pos="6030"/>
+        </w:tabs>
+        <w:rPr>
+          <w:b/>
+          <w:bCs/>
+          <w:sz w:val="30"/>
+          <w:szCs w:val="30"/>
+        </w:rPr>
+      </w:pPr>
+    </w:p>
+    <w:p>
+      <w:pPr>
+        <w:tabs>
+          <w:tab w:val="left" w:pos="6030"/>
+        </w:tabs>
+        <w:rPr>
+          <w:b/>
+          <w:bCs/>
+          <w:sz w:val="30"/>
+          <w:szCs w:val="30"/>
+        </w:rPr>
+      </w:pPr>
+      <w:r>
+        <w:rPr>
+          <w:b/>
+          <w:bCs/>
+          <w:sz w:val="30"/>
+          <w:szCs w:val="30"/>
+        </w:rPr>
+        <w:lastRenderedPageBreak/>
         <w:t>Détail des sprints :</w:t>
       </w:r>
     </w:p>
@@ -8572,7 +9346,6 @@
                 <w:sz w:val="28"/>
                 <w:szCs w:val="28"/>
               </w:rPr>
-              <w:lastRenderedPageBreak/>
               <w:t>Sprint 3</w:t>
             </w:r>
           </w:p>
@@ -9036,6 +9809,7 @@
                 <w:sz w:val="28"/>
                 <w:szCs w:val="28"/>
               </w:rPr>
+              <w:lastRenderedPageBreak/>
               <w:t>Sprint 6</w:t>
             </w:r>
           </w:p>
@@ -9163,30 +9937,265 @@
           <w:tab w:val="left" w:pos="6030"/>
         </w:tabs>
         <w:rPr>
-          <w:sz w:val="32"/>
-          <w:szCs w:val="32"/>
-        </w:rPr>
-      </w:pPr>
-    </w:p>
-    <w:p>
-      <w:pPr>
-        <w:tabs>
-          <w:tab w:val="left" w:pos="6030"/>
-        </w:tabs>
-        <w:rPr>
           <w:b/>
           <w:bCs/>
           <w:sz w:val="30"/>
           <w:szCs w:val="30"/>
         </w:rPr>
       </w:pPr>
-      <w:r>
+    </w:p>
+    <w:p>
+      <w:pPr>
+        <w:tabs>
+          <w:tab w:val="left" w:pos="6030"/>
+        </w:tabs>
         <w:rPr>
           <w:b/>
           <w:bCs/>
           <w:sz w:val="30"/>
           <w:szCs w:val="30"/>
         </w:rPr>
+      </w:pPr>
+    </w:p>
+    <w:p>
+      <w:pPr>
+        <w:tabs>
+          <w:tab w:val="left" w:pos="6030"/>
+        </w:tabs>
+        <w:rPr>
+          <w:b/>
+          <w:bCs/>
+          <w:sz w:val="30"/>
+          <w:szCs w:val="30"/>
+        </w:rPr>
+      </w:pPr>
+    </w:p>
+    <w:p>
+      <w:pPr>
+        <w:tabs>
+          <w:tab w:val="left" w:pos="6030"/>
+        </w:tabs>
+        <w:rPr>
+          <w:b/>
+          <w:bCs/>
+          <w:sz w:val="30"/>
+          <w:szCs w:val="30"/>
+        </w:rPr>
+      </w:pPr>
+    </w:p>
+    <w:p>
+      <w:pPr>
+        <w:tabs>
+          <w:tab w:val="left" w:pos="6030"/>
+        </w:tabs>
+        <w:rPr>
+          <w:b/>
+          <w:bCs/>
+          <w:sz w:val="30"/>
+          <w:szCs w:val="30"/>
+        </w:rPr>
+      </w:pPr>
+    </w:p>
+    <w:p>
+      <w:pPr>
+        <w:tabs>
+          <w:tab w:val="left" w:pos="6030"/>
+        </w:tabs>
+        <w:rPr>
+          <w:b/>
+          <w:bCs/>
+          <w:sz w:val="30"/>
+          <w:szCs w:val="30"/>
+        </w:rPr>
+      </w:pPr>
+    </w:p>
+    <w:p>
+      <w:pPr>
+        <w:tabs>
+          <w:tab w:val="left" w:pos="6030"/>
+        </w:tabs>
+        <w:rPr>
+          <w:b/>
+          <w:bCs/>
+          <w:sz w:val="30"/>
+          <w:szCs w:val="30"/>
+        </w:rPr>
+      </w:pPr>
+    </w:p>
+    <w:p>
+      <w:pPr>
+        <w:tabs>
+          <w:tab w:val="left" w:pos="6030"/>
+        </w:tabs>
+        <w:rPr>
+          <w:b/>
+          <w:bCs/>
+          <w:sz w:val="30"/>
+          <w:szCs w:val="30"/>
+        </w:rPr>
+      </w:pPr>
+    </w:p>
+    <w:p>
+      <w:pPr>
+        <w:tabs>
+          <w:tab w:val="left" w:pos="6030"/>
+        </w:tabs>
+        <w:rPr>
+          <w:b/>
+          <w:bCs/>
+          <w:sz w:val="30"/>
+          <w:szCs w:val="30"/>
+        </w:rPr>
+      </w:pPr>
+    </w:p>
+    <w:p>
+      <w:pPr>
+        <w:tabs>
+          <w:tab w:val="left" w:pos="6030"/>
+        </w:tabs>
+        <w:rPr>
+          <w:b/>
+          <w:bCs/>
+          <w:sz w:val="30"/>
+          <w:szCs w:val="30"/>
+        </w:rPr>
+      </w:pPr>
+    </w:p>
+    <w:p>
+      <w:pPr>
+        <w:tabs>
+          <w:tab w:val="left" w:pos="6030"/>
+        </w:tabs>
+        <w:rPr>
+          <w:b/>
+          <w:bCs/>
+          <w:sz w:val="30"/>
+          <w:szCs w:val="30"/>
+        </w:rPr>
+      </w:pPr>
+    </w:p>
+    <w:p>
+      <w:pPr>
+        <w:tabs>
+          <w:tab w:val="left" w:pos="6030"/>
+        </w:tabs>
+        <w:rPr>
+          <w:b/>
+          <w:bCs/>
+          <w:sz w:val="30"/>
+          <w:szCs w:val="30"/>
+        </w:rPr>
+      </w:pPr>
+    </w:p>
+    <w:p>
+      <w:pPr>
+        <w:tabs>
+          <w:tab w:val="left" w:pos="6030"/>
+        </w:tabs>
+        <w:rPr>
+          <w:b/>
+          <w:bCs/>
+          <w:sz w:val="30"/>
+          <w:szCs w:val="30"/>
+        </w:rPr>
+      </w:pPr>
+    </w:p>
+    <w:p>
+      <w:pPr>
+        <w:tabs>
+          <w:tab w:val="left" w:pos="6030"/>
+        </w:tabs>
+        <w:rPr>
+          <w:b/>
+          <w:bCs/>
+          <w:sz w:val="30"/>
+          <w:szCs w:val="30"/>
+        </w:rPr>
+      </w:pPr>
+    </w:p>
+    <w:p>
+      <w:pPr>
+        <w:tabs>
+          <w:tab w:val="left" w:pos="6030"/>
+        </w:tabs>
+        <w:rPr>
+          <w:b/>
+          <w:bCs/>
+          <w:sz w:val="30"/>
+          <w:szCs w:val="30"/>
+        </w:rPr>
+      </w:pPr>
+    </w:p>
+    <w:p>
+      <w:pPr>
+        <w:tabs>
+          <w:tab w:val="left" w:pos="6030"/>
+        </w:tabs>
+        <w:rPr>
+          <w:b/>
+          <w:bCs/>
+          <w:sz w:val="30"/>
+          <w:szCs w:val="30"/>
+        </w:rPr>
+      </w:pPr>
+    </w:p>
+    <w:p>
+      <w:pPr>
+        <w:tabs>
+          <w:tab w:val="left" w:pos="6030"/>
+        </w:tabs>
+        <w:rPr>
+          <w:b/>
+          <w:bCs/>
+          <w:sz w:val="30"/>
+          <w:szCs w:val="30"/>
+        </w:rPr>
+      </w:pPr>
+    </w:p>
+    <w:p>
+      <w:pPr>
+        <w:tabs>
+          <w:tab w:val="left" w:pos="6030"/>
+        </w:tabs>
+        <w:rPr>
+          <w:b/>
+          <w:bCs/>
+          <w:sz w:val="30"/>
+          <w:szCs w:val="30"/>
+        </w:rPr>
+      </w:pPr>
+    </w:p>
+    <w:p>
+      <w:pPr>
+        <w:tabs>
+          <w:tab w:val="left" w:pos="6030"/>
+        </w:tabs>
+        <w:rPr>
+          <w:sz w:val="32"/>
+          <w:szCs w:val="32"/>
+        </w:rPr>
+      </w:pPr>
+    </w:p>
+    <w:p>
+      <w:pPr>
+        <w:tabs>
+          <w:tab w:val="left" w:pos="6030"/>
+        </w:tabs>
+        <w:rPr>
+          <w:b/>
+          <w:bCs/>
+          <w:sz w:val="30"/>
+          <w:szCs w:val="30"/>
+        </w:rPr>
+      </w:pPr>
+      <w:r>
+        <w:rPr>
+          <w:b/>
+          <w:bCs/>
+          <w:sz w:val="30"/>
+          <w:szCs w:val="30"/>
+        </w:rPr>
+        <w:lastRenderedPageBreak/>
         <w:t xml:space="preserve">         </w:t>
       </w:r>
       <w:r>
@@ -9301,7 +10310,6 @@
                 <w:sz w:val="28"/>
                 <w:szCs w:val="28"/>
               </w:rPr>
-              <w:lastRenderedPageBreak/>
               <w:t>Phase / Tâche</w:t>
             </w:r>
           </w:p>
@@ -11098,6 +12106,7 @@
                 <w:sz w:val="28"/>
                 <w:szCs w:val="28"/>
               </w:rPr>
+              <w:lastRenderedPageBreak/>
               <w:t>  • Configuration MySQL</w:t>
             </w:r>
           </w:p>
@@ -11680,7 +12689,6 @@
                 <w:sz w:val="28"/>
                 <w:szCs w:val="28"/>
               </w:rPr>
-              <w:lastRenderedPageBreak/>
               <w:t>  • Interactivité JS</w:t>
             </w:r>
           </w:p>
@@ -13027,7 +14035,15 @@
                 <w:sz w:val="28"/>
                 <w:szCs w:val="28"/>
               </w:rPr>
-              <w:t>  • Rédaction rapport</w:t>
+              <w:t xml:space="preserve">  • Rédaction </w:t>
+            </w:r>
+            <w:r>
+              <w:rPr>
+                <w:sz w:val="28"/>
+                <w:szCs w:val="28"/>
+              </w:rPr>
+              <w:lastRenderedPageBreak/>
+              <w:t>rapport</w:t>
             </w:r>
           </w:p>
         </w:tc>
@@ -13063,6 +14079,7 @@
                 <w:sz w:val="28"/>
                 <w:szCs w:val="28"/>
               </w:rPr>
+              <w:lastRenderedPageBreak/>
               <w:t>13/06/2026</w:t>
             </w:r>
           </w:p>
@@ -13177,6 +14194,171 @@
         </w:tc>
       </w:tr>
     </w:tbl>
+    <w:p>
+      <w:pPr>
+        <w:tabs>
+          <w:tab w:val="left" w:pos="6030"/>
+        </w:tabs>
+        <w:rPr>
+          <w:sz w:val="28"/>
+          <w:szCs w:val="28"/>
+        </w:rPr>
+      </w:pPr>
+    </w:p>
+    <w:p>
+      <w:pPr>
+        <w:tabs>
+          <w:tab w:val="left" w:pos="6030"/>
+        </w:tabs>
+        <w:rPr>
+          <w:sz w:val="28"/>
+          <w:szCs w:val="28"/>
+        </w:rPr>
+      </w:pPr>
+    </w:p>
+    <w:p>
+      <w:pPr>
+        <w:tabs>
+          <w:tab w:val="left" w:pos="6030"/>
+        </w:tabs>
+        <w:rPr>
+          <w:sz w:val="28"/>
+          <w:szCs w:val="28"/>
+        </w:rPr>
+      </w:pPr>
+    </w:p>
+    <w:p>
+      <w:pPr>
+        <w:tabs>
+          <w:tab w:val="left" w:pos="6030"/>
+        </w:tabs>
+        <w:rPr>
+          <w:sz w:val="28"/>
+          <w:szCs w:val="28"/>
+        </w:rPr>
+      </w:pPr>
+    </w:p>
+    <w:p>
+      <w:pPr>
+        <w:tabs>
+          <w:tab w:val="left" w:pos="6030"/>
+        </w:tabs>
+        <w:rPr>
+          <w:sz w:val="28"/>
+          <w:szCs w:val="28"/>
+        </w:rPr>
+      </w:pPr>
+    </w:p>
+    <w:p>
+      <w:pPr>
+        <w:tabs>
+          <w:tab w:val="left" w:pos="6030"/>
+        </w:tabs>
+        <w:rPr>
+          <w:sz w:val="28"/>
+          <w:szCs w:val="28"/>
+        </w:rPr>
+      </w:pPr>
+    </w:p>
+    <w:p>
+      <w:pPr>
+        <w:tabs>
+          <w:tab w:val="left" w:pos="6030"/>
+        </w:tabs>
+        <w:rPr>
+          <w:sz w:val="28"/>
+          <w:szCs w:val="28"/>
+        </w:rPr>
+      </w:pPr>
+    </w:p>
+    <w:p>
+      <w:pPr>
+        <w:tabs>
+          <w:tab w:val="left" w:pos="6030"/>
+        </w:tabs>
+        <w:rPr>
+          <w:sz w:val="28"/>
+          <w:szCs w:val="28"/>
+        </w:rPr>
+      </w:pPr>
+    </w:p>
+    <w:p>
+      <w:pPr>
+        <w:tabs>
+          <w:tab w:val="left" w:pos="6030"/>
+        </w:tabs>
+        <w:rPr>
+          <w:sz w:val="28"/>
+          <w:szCs w:val="28"/>
+        </w:rPr>
+      </w:pPr>
+    </w:p>
+    <w:p>
+      <w:pPr>
+        <w:tabs>
+          <w:tab w:val="left" w:pos="6030"/>
+        </w:tabs>
+        <w:rPr>
+          <w:sz w:val="28"/>
+          <w:szCs w:val="28"/>
+        </w:rPr>
+      </w:pPr>
+    </w:p>
+    <w:p>
+      <w:pPr>
+        <w:tabs>
+          <w:tab w:val="left" w:pos="6030"/>
+        </w:tabs>
+        <w:rPr>
+          <w:sz w:val="28"/>
+          <w:szCs w:val="28"/>
+        </w:rPr>
+      </w:pPr>
+    </w:p>
+    <w:p>
+      <w:pPr>
+        <w:tabs>
+          <w:tab w:val="left" w:pos="6030"/>
+        </w:tabs>
+        <w:rPr>
+          <w:sz w:val="28"/>
+          <w:szCs w:val="28"/>
+        </w:rPr>
+      </w:pPr>
+    </w:p>
+    <w:p>
+      <w:pPr>
+        <w:tabs>
+          <w:tab w:val="left" w:pos="6030"/>
+        </w:tabs>
+        <w:rPr>
+          <w:sz w:val="28"/>
+          <w:szCs w:val="28"/>
+        </w:rPr>
+      </w:pPr>
+    </w:p>
+    <w:p>
+      <w:pPr>
+        <w:tabs>
+          <w:tab w:val="left" w:pos="6030"/>
+        </w:tabs>
+        <w:rPr>
+          <w:sz w:val="28"/>
+          <w:szCs w:val="28"/>
+        </w:rPr>
+      </w:pPr>
+    </w:p>
+    <w:p>
+      <w:pPr>
+        <w:tabs>
+          <w:tab w:val="left" w:pos="6030"/>
+        </w:tabs>
+        <w:rPr>
+          <w:sz w:val="28"/>
+          <w:szCs w:val="28"/>
+        </w:rPr>
+      </w:pPr>
+    </w:p>
     <w:p>
       <w:pPr>
         <w:tabs>
@@ -23348,17 +24530,7 @@
           <w:sz w:val="28"/>
           <w:szCs w:val="28"/>
         </w:rPr>
-        <w:t>Page d</w:t>
-      </w:r>
-      <w:r>
-        <w:rPr>
-          <w:rStyle w:val="lev"/>
-          <w:rFonts w:asciiTheme="minorHAnsi" w:eastAsiaTheme="majorEastAsia" w:hAnsiTheme="minorHAnsi" w:cstheme="minorHAnsi"/>
-          <w:color w:val="0F1115"/>
-          <w:sz w:val="28"/>
-          <w:szCs w:val="28"/>
-        </w:rPr>
-        <w:t>e détails</w:t>
+        <w:t>Page de détails</w:t>
       </w:r>
     </w:p>
     <w:p>
@@ -30646,7 +31818,31 @@
                 <w:lang w:eastAsia="fr-FR"/>
                 <w14:ligatures w14:val="none"/>
               </w:rPr>
-              <w:t>Ajout produit au panier (connecté)</w:t>
+              <w:t>Ajout</w:t>
+            </w:r>
+            <w:r>
+              <w:rPr>
+                <w:rFonts w:eastAsia="Times New Roman" w:cstheme="minorHAnsi"/>
+                <w:color w:val="0F1115"/>
+                <w:kern w:val="0"/>
+                <w:sz w:val="28"/>
+                <w:szCs w:val="28"/>
+                <w:lang w:eastAsia="fr-FR"/>
+                <w14:ligatures w14:val="none"/>
+              </w:rPr>
+              <w:t>er</w:t>
+            </w:r>
+            <w:r>
+              <w:rPr>
+                <w:rFonts w:eastAsia="Times New Roman" w:cstheme="minorHAnsi"/>
+                <w:color w:val="0F1115"/>
+                <w:kern w:val="0"/>
+                <w:sz w:val="28"/>
+                <w:szCs w:val="28"/>
+                <w:lang w:eastAsia="fr-FR"/>
+                <w14:ligatures w14:val="none"/>
+              </w:rPr>
+              <w:t xml:space="preserve"> produit au panier (connecté)</w:t>
             </w:r>
           </w:p>
         </w:tc>
@@ -31679,6 +32875,58 @@
     </w:p>
     <w:p>
       <w:pPr>
+        <w:pStyle w:val="ds-markdown-paragraph"/>
+        <w:shd w:val="clear" w:color="auto" w:fill="FFFFFF"/>
+        <w:spacing w:before="240" w:beforeAutospacing="0" w:after="240" w:afterAutospacing="0"/>
+        <w:rPr>
+          <w:rFonts w:asciiTheme="minorHAnsi" w:hAnsiTheme="minorHAnsi" w:cstheme="minorHAnsi"/>
+          <w:color w:val="0F1115"/>
+          <w:sz w:val="28"/>
+          <w:szCs w:val="28"/>
+        </w:rPr>
+      </w:pPr>
+    </w:p>
+    <w:p>
+      <w:pPr>
+        <w:pStyle w:val="ds-markdown-paragraph"/>
+        <w:shd w:val="clear" w:color="auto" w:fill="FFFFFF"/>
+        <w:spacing w:before="240" w:beforeAutospacing="0" w:after="240" w:afterAutospacing="0"/>
+        <w:rPr>
+          <w:rFonts w:asciiTheme="minorHAnsi" w:hAnsiTheme="minorHAnsi" w:cstheme="minorHAnsi"/>
+          <w:color w:val="0F1115"/>
+          <w:sz w:val="28"/>
+          <w:szCs w:val="28"/>
+        </w:rPr>
+      </w:pPr>
+    </w:p>
+    <w:p>
+      <w:pPr>
+        <w:pStyle w:val="ds-markdown-paragraph"/>
+        <w:shd w:val="clear" w:color="auto" w:fill="FFFFFF"/>
+        <w:spacing w:before="240" w:beforeAutospacing="0" w:after="240" w:afterAutospacing="0"/>
+        <w:rPr>
+          <w:rFonts w:asciiTheme="minorHAnsi" w:hAnsiTheme="minorHAnsi" w:cstheme="minorHAnsi"/>
+          <w:color w:val="0F1115"/>
+          <w:sz w:val="28"/>
+          <w:szCs w:val="28"/>
+        </w:rPr>
+      </w:pPr>
+    </w:p>
+    <w:p>
+      <w:pPr>
+        <w:pStyle w:val="ds-markdown-paragraph"/>
+        <w:shd w:val="clear" w:color="auto" w:fill="FFFFFF"/>
+        <w:spacing w:before="240" w:beforeAutospacing="0" w:after="240" w:afterAutospacing="0"/>
+        <w:rPr>
+          <w:rFonts w:asciiTheme="minorHAnsi" w:hAnsiTheme="minorHAnsi" w:cstheme="minorHAnsi"/>
+          <w:color w:val="0F1115"/>
+          <w:sz w:val="28"/>
+          <w:szCs w:val="28"/>
+        </w:rPr>
+      </w:pPr>
+    </w:p>
+    <w:p>
+      <w:pPr>
         <w:pStyle w:val="Titre2"/>
         <w:numPr>
           <w:ilvl w:val="0"/>
@@ -31698,6 +32946,7 @@
           <w:b/>
           <w:color w:val="0F1115"/>
         </w:rPr>
+        <w:lastRenderedPageBreak/>
         <w:t>Post-projet : métriques et enseignements</w:t>
       </w:r>
     </w:p>
@@ -31955,7 +33204,6 @@
                 <w:lang w:eastAsia="fr-FR"/>
                 <w14:ligatures w14:val="none"/>
               </w:rPr>
-              <w:lastRenderedPageBreak/>
               <w:t>Inscription</w:t>
             </w:r>
           </w:p>
@@ -33905,6 +35153,39 @@
     </w:p>
     <w:p>
       <w:pPr>
+        <w:rPr>
+          <w:rFonts w:cstheme="minorHAnsi"/>
+          <w:b/>
+          <w:color w:val="0F1115"/>
+          <w:sz w:val="28"/>
+          <w:szCs w:val="28"/>
+        </w:rPr>
+      </w:pPr>
+    </w:p>
+    <w:p>
+      <w:pPr>
+        <w:rPr>
+          <w:rFonts w:cstheme="minorHAnsi"/>
+          <w:b/>
+          <w:color w:val="0F1115"/>
+          <w:sz w:val="28"/>
+          <w:szCs w:val="28"/>
+        </w:rPr>
+      </w:pPr>
+    </w:p>
+    <w:p>
+      <w:pPr>
+        <w:rPr>
+          <w:rFonts w:cstheme="minorHAnsi"/>
+          <w:b/>
+          <w:color w:val="0F1115"/>
+          <w:sz w:val="28"/>
+          <w:szCs w:val="28"/>
+        </w:rPr>
+      </w:pPr>
+    </w:p>
+    <w:p>
+      <w:pPr>
         <w:pStyle w:val="Titre3"/>
         <w:shd w:val="clear" w:color="auto" w:fill="FFFFFF"/>
         <w:spacing w:before="480" w:after="240" w:line="450" w:lineRule="atLeast"/>
@@ -33920,6 +35201,7 @@
           <w:b/>
           <w:color w:val="0F1115"/>
         </w:rPr>
+        <w:lastRenderedPageBreak/>
         <w:t>8.2</w:t>
       </w:r>
       <w:r>
@@ -34043,6 +35325,201 @@
         </w:rPr>
         <w:t> : Le panier en session est une solution simple et efficace, mais il ne faut pas oublier que les sessions ont une durée de vie limitée. Pour un vrai site e-commerce, une persistance en base serait nécessaire.</w:t>
       </w:r>
+    </w:p>
+    <w:p>
+      <w:pPr>
+        <w:pStyle w:val="ds-markdown-paragraph"/>
+        <w:shd w:val="clear" w:color="auto" w:fill="FFFFFF"/>
+        <w:spacing w:after="0" w:afterAutospacing="0"/>
+        <w:rPr>
+          <w:rFonts w:asciiTheme="minorHAnsi" w:hAnsiTheme="minorHAnsi" w:cstheme="minorHAnsi"/>
+          <w:color w:val="0F1115"/>
+          <w:sz w:val="28"/>
+          <w:szCs w:val="28"/>
+        </w:rPr>
+      </w:pPr>
+    </w:p>
+    <w:p>
+      <w:pPr>
+        <w:pStyle w:val="ds-markdown-paragraph"/>
+        <w:shd w:val="clear" w:color="auto" w:fill="FFFFFF"/>
+        <w:spacing w:after="0" w:afterAutospacing="0"/>
+        <w:rPr>
+          <w:rFonts w:asciiTheme="minorHAnsi" w:hAnsiTheme="minorHAnsi" w:cstheme="minorHAnsi"/>
+          <w:color w:val="0F1115"/>
+          <w:sz w:val="28"/>
+          <w:szCs w:val="28"/>
+        </w:rPr>
+      </w:pPr>
+    </w:p>
+    <w:p>
+      <w:pPr>
+        <w:pStyle w:val="ds-markdown-paragraph"/>
+        <w:shd w:val="clear" w:color="auto" w:fill="FFFFFF"/>
+        <w:spacing w:after="0" w:afterAutospacing="0"/>
+        <w:rPr>
+          <w:rFonts w:asciiTheme="minorHAnsi" w:hAnsiTheme="minorHAnsi" w:cstheme="minorHAnsi"/>
+          <w:color w:val="0F1115"/>
+          <w:sz w:val="28"/>
+          <w:szCs w:val="28"/>
+        </w:rPr>
+      </w:pPr>
+    </w:p>
+    <w:p>
+      <w:pPr>
+        <w:pStyle w:val="ds-markdown-paragraph"/>
+        <w:shd w:val="clear" w:color="auto" w:fill="FFFFFF"/>
+        <w:spacing w:after="0" w:afterAutospacing="0"/>
+        <w:rPr>
+          <w:rFonts w:asciiTheme="minorHAnsi" w:hAnsiTheme="minorHAnsi" w:cstheme="minorHAnsi"/>
+          <w:color w:val="0F1115"/>
+          <w:sz w:val="28"/>
+          <w:szCs w:val="28"/>
+        </w:rPr>
+      </w:pPr>
+    </w:p>
+    <w:p>
+      <w:pPr>
+        <w:pStyle w:val="ds-markdown-paragraph"/>
+        <w:shd w:val="clear" w:color="auto" w:fill="FFFFFF"/>
+        <w:spacing w:after="0" w:afterAutospacing="0"/>
+        <w:rPr>
+          <w:rFonts w:asciiTheme="minorHAnsi" w:hAnsiTheme="minorHAnsi" w:cstheme="minorHAnsi"/>
+          <w:color w:val="0F1115"/>
+          <w:sz w:val="28"/>
+          <w:szCs w:val="28"/>
+        </w:rPr>
+      </w:pPr>
+    </w:p>
+    <w:p>
+      <w:pPr>
+        <w:pStyle w:val="ds-markdown-paragraph"/>
+        <w:shd w:val="clear" w:color="auto" w:fill="FFFFFF"/>
+        <w:spacing w:after="0" w:afterAutospacing="0"/>
+        <w:rPr>
+          <w:rFonts w:asciiTheme="minorHAnsi" w:hAnsiTheme="minorHAnsi" w:cstheme="minorHAnsi"/>
+          <w:color w:val="0F1115"/>
+          <w:sz w:val="28"/>
+          <w:szCs w:val="28"/>
+        </w:rPr>
+      </w:pPr>
+    </w:p>
+    <w:p>
+      <w:pPr>
+        <w:pStyle w:val="ds-markdown-paragraph"/>
+        <w:shd w:val="clear" w:color="auto" w:fill="FFFFFF"/>
+        <w:spacing w:after="0" w:afterAutospacing="0"/>
+        <w:rPr>
+          <w:rFonts w:asciiTheme="minorHAnsi" w:hAnsiTheme="minorHAnsi" w:cstheme="minorHAnsi"/>
+          <w:color w:val="0F1115"/>
+          <w:sz w:val="28"/>
+          <w:szCs w:val="28"/>
+        </w:rPr>
+      </w:pPr>
+    </w:p>
+    <w:p>
+      <w:pPr>
+        <w:pStyle w:val="ds-markdown-paragraph"/>
+        <w:shd w:val="clear" w:color="auto" w:fill="FFFFFF"/>
+        <w:spacing w:after="0" w:afterAutospacing="0"/>
+        <w:rPr>
+          <w:rFonts w:asciiTheme="minorHAnsi" w:hAnsiTheme="minorHAnsi" w:cstheme="minorHAnsi"/>
+          <w:color w:val="0F1115"/>
+          <w:sz w:val="28"/>
+          <w:szCs w:val="28"/>
+        </w:rPr>
+      </w:pPr>
+    </w:p>
+    <w:p>
+      <w:pPr>
+        <w:pStyle w:val="ds-markdown-paragraph"/>
+        <w:shd w:val="clear" w:color="auto" w:fill="FFFFFF"/>
+        <w:spacing w:after="0" w:afterAutospacing="0"/>
+        <w:rPr>
+          <w:rFonts w:asciiTheme="minorHAnsi" w:hAnsiTheme="minorHAnsi" w:cstheme="minorHAnsi"/>
+          <w:color w:val="0F1115"/>
+          <w:sz w:val="28"/>
+          <w:szCs w:val="28"/>
+        </w:rPr>
+      </w:pPr>
+    </w:p>
+    <w:p>
+      <w:pPr>
+        <w:pStyle w:val="ds-markdown-paragraph"/>
+        <w:shd w:val="clear" w:color="auto" w:fill="FFFFFF"/>
+        <w:spacing w:after="0" w:afterAutospacing="0"/>
+        <w:rPr>
+          <w:rFonts w:asciiTheme="minorHAnsi" w:hAnsiTheme="minorHAnsi" w:cstheme="minorHAnsi"/>
+          <w:color w:val="0F1115"/>
+          <w:sz w:val="28"/>
+          <w:szCs w:val="28"/>
+        </w:rPr>
+      </w:pPr>
+    </w:p>
+    <w:p>
+      <w:pPr>
+        <w:pStyle w:val="ds-markdown-paragraph"/>
+        <w:shd w:val="clear" w:color="auto" w:fill="FFFFFF"/>
+        <w:spacing w:after="0" w:afterAutospacing="0"/>
+        <w:rPr>
+          <w:rFonts w:asciiTheme="minorHAnsi" w:hAnsiTheme="minorHAnsi" w:cstheme="minorHAnsi"/>
+          <w:color w:val="0F1115"/>
+          <w:sz w:val="28"/>
+          <w:szCs w:val="28"/>
+        </w:rPr>
+      </w:pPr>
+    </w:p>
+    <w:p>
+      <w:pPr>
+        <w:pStyle w:val="ds-markdown-paragraph"/>
+        <w:shd w:val="clear" w:color="auto" w:fill="FFFFFF"/>
+        <w:spacing w:after="0" w:afterAutospacing="0"/>
+        <w:rPr>
+          <w:rFonts w:asciiTheme="minorHAnsi" w:hAnsiTheme="minorHAnsi" w:cstheme="minorHAnsi"/>
+          <w:color w:val="0F1115"/>
+          <w:sz w:val="28"/>
+          <w:szCs w:val="28"/>
+        </w:rPr>
+      </w:pPr>
+    </w:p>
+    <w:p>
+      <w:pPr>
+        <w:pStyle w:val="ds-markdown-paragraph"/>
+        <w:shd w:val="clear" w:color="auto" w:fill="FFFFFF"/>
+        <w:spacing w:after="0" w:afterAutospacing="0"/>
+        <w:rPr>
+          <w:rFonts w:asciiTheme="minorHAnsi" w:hAnsiTheme="minorHAnsi" w:cstheme="minorHAnsi"/>
+          <w:color w:val="0F1115"/>
+          <w:sz w:val="28"/>
+          <w:szCs w:val="28"/>
+        </w:rPr>
+      </w:pPr>
+    </w:p>
+    <w:p>
+      <w:pPr>
+        <w:pStyle w:val="ds-markdown-paragraph"/>
+        <w:shd w:val="clear" w:color="auto" w:fill="FFFFFF"/>
+        <w:spacing w:after="0" w:afterAutospacing="0"/>
+        <w:rPr>
+          <w:rFonts w:asciiTheme="minorHAnsi" w:hAnsiTheme="minorHAnsi" w:cstheme="minorHAnsi"/>
+          <w:color w:val="0F1115"/>
+          <w:sz w:val="28"/>
+          <w:szCs w:val="28"/>
+        </w:rPr>
+      </w:pPr>
+    </w:p>
+    <w:p>
+      <w:pPr>
+        <w:pStyle w:val="ds-markdown-paragraph"/>
+        <w:shd w:val="clear" w:color="auto" w:fill="FFFFFF"/>
+        <w:spacing w:after="0" w:afterAutospacing="0"/>
+        <w:rPr>
+          <w:rFonts w:asciiTheme="minorHAnsi" w:hAnsiTheme="minorHAnsi" w:cstheme="minorHAnsi"/>
+          <w:color w:val="0F1115"/>
+          <w:sz w:val="28"/>
+          <w:szCs w:val="28"/>
+        </w:rPr>
+      </w:pPr>
     </w:p>
     <w:p>
       <w:pPr>
@@ -35160,7 +36637,6 @@
           <w14:ligatures w14:val="none"/>
         </w:rPr>
       </w:pPr>
-      <w:bookmarkStart w:id="0" w:name="_GoBack"/>
       <w:r>
         <w:rPr>
           <w:rFonts w:eastAsia="Times New Roman" w:cstheme="minorHAnsi"/>
@@ -35277,7 +36753,6 @@
         <w:t>Juin 2026 – SOLICODE</w:t>
       </w:r>
     </w:p>
-    <w:bookmarkEnd w:id="0"/>
     <w:p>
       <w:pPr>
         <w:pStyle w:val="ds-markdown-paragraph"/>
@@ -41191,7 +42666,7 @@
   <a:extraClrSchemeLst/>
   <a:extLst>
     <a:ext uri="{05A4C25C-085E-4340-85A3-A5531E510DB2}">
-      <thm15:themeFamily xmlns:thm15="http://schemas.microsoft.com/office/thememl/2012/main" xmlns="" name="Office Theme" id="{62F939B6-93AF-4DB8-9C6B-D6C7DFDC589F}" vid="{4A3C46E8-61CC-4603-A589-7422A47A8E4A}"/>
+      <thm15:themeFamily xmlns="" xmlns:thm15="http://schemas.microsoft.com/office/thememl/2012/main" name="Office Theme" id="{62F939B6-93AF-4DB8-9C6B-D6C7DFDC589F}" vid="{4A3C46E8-61CC-4603-A589-7422A47A8E4A}"/>
     </a:ext>
   </a:extLst>
 </a:theme>
